--- a/front page format/ppm_assignment_front_page_blank.docx
+++ b/front page format/ppm_assignment_front_page_blank.docx
@@ -500,8 +500,6 @@
         </w:rPr>
         <w:t>(PPM)</w:t>
       </w:r>
-      <w:bookmarkStart w:id="3" w:name="_GoBack"/>
-      <w:bookmarkEnd w:id="3"/>
     </w:p>
     <w:p>
       <w:pPr>
@@ -558,23 +556,7 @@
           <w:w w:val="90"/>
         </w:rPr>
         <w:lastRenderedPageBreak/>
-        <w:t>INSTRUCTOR</w:t>
-      </w:r>
-      <w:r>
-        <w:rPr>
-          <w:b/>
-          <w:color w:val="708095"/>
-          <w:spacing w:val="56"/>
-        </w:rPr>
-        <w:t xml:space="preserve"> </w:t>
-      </w:r>
-      <w:r>
-        <w:rPr>
-          <w:b/>
-          <w:color w:val="708095"/>
-          <w:spacing w:val="8"/>
-        </w:rPr>
-        <w:t>DETAILS</w:t>
+        <w:t>SUBMITTED TO:-</w:t>
       </w:r>
     </w:p>
     <w:p>
@@ -720,15 +702,7 @@
           <w:b/>
           <w:color w:val="708095"/>
         </w:rPr>
-        <w:tab/>
-      </w:r>
-      <w:r>
-        <w:rPr>
-          <w:rFonts w:ascii="Times New Roman"/>
-          <w:color w:val="708095"/>
-          <w:u w:val="single" w:color="2C3547"/>
-        </w:rPr>
-        <w:tab/>
+        <w:t xml:space="preserve">      GAURAV KUMAR GUPTA</w:t>
       </w:r>
     </w:p>
     <w:p>
@@ -740,6 +714,102 @@
         </w:tabs>
         <w:spacing w:before="132" w:line="362" w:lineRule="auto"/>
         <w:ind w:left="101" w:right="1579"/>
+        <w:rPr>
+          <w:rFonts w:ascii="Cambria"/>
+          <w:b/>
+          <w:color w:val="708095"/>
+          <w:spacing w:val="-2"/>
+        </w:rPr>
+      </w:pPr>
+      <w:r>
+        <w:rPr>
+          <w:rFonts w:ascii="Cambria"/>
+          <w:b/>
+          <w:color w:val="708095"/>
+          <w:w w:val="105"/>
+        </w:rPr>
+        <w:t>Roll No:</w:t>
+      </w:r>
+      <w:r>
+        <w:rPr>
+          <w:rFonts w:ascii="Cambria"/>
+          <w:b/>
+          <w:color w:val="708095"/>
+        </w:rPr>
+        <w:tab/>
+      </w:r>
+      <w:r>
+        <w:rPr>
+          <w:rFonts w:ascii="Cambria"/>
+          <w:b/>
+          <w:color w:val="708095"/>
+        </w:rPr>
+        <w:t>30</w:t>
+      </w:r>
+      <w:r>
+        <w:rPr>
+          <w:rFonts w:ascii="Times New Roman"/>
+          <w:color w:val="708095"/>
+        </w:rPr>
+        <w:t xml:space="preserve"> </w:t>
+      </w:r>
+      <w:proofErr w:type="gramStart"/>
+      <w:r>
+        <w:rPr>
+          <w:rFonts w:ascii="Cambria"/>
+          <w:b/>
+          <w:color w:val="708095"/>
+          <w:spacing w:val="-2"/>
+          <w:w w:val="105"/>
+        </w:rPr>
+        <w:t>Semester</w:t>
+      </w:r>
+      <w:proofErr w:type="gramEnd"/>
+      <w:r>
+        <w:rPr>
+          <w:rFonts w:ascii="Cambria"/>
+          <w:b/>
+          <w:color w:val="708095"/>
+          <w:spacing w:val="-2"/>
+          <w:w w:val="105"/>
+        </w:rPr>
+        <w:t>:</w:t>
+      </w:r>
+      <w:r>
+        <w:rPr>
+          <w:rFonts w:ascii="Cambria"/>
+          <w:b/>
+          <w:color w:val="708095"/>
+        </w:rPr>
+        <w:tab/>
+      </w:r>
+      <w:r>
+        <w:rPr>
+          <w:color w:val="2D3648"/>
+          <w:spacing w:val="-2"/>
+          <w:w w:val="105"/>
+        </w:rPr>
+        <w:t xml:space="preserve">First </w:t>
+      </w:r>
+      <w:r>
+        <w:rPr>
+          <w:rFonts w:ascii="Cambria"/>
+          <w:b/>
+          <w:color w:val="708095"/>
+          <w:spacing w:val="-2"/>
+        </w:rPr>
+        <w:t>Session       2025-27</w:t>
+      </w:r>
+    </w:p>
+    <w:p>
+      <w:pPr>
+        <w:tabs>
+          <w:tab w:val="left" w:pos="1433"/>
+          <w:tab w:val="left" w:pos="1888"/>
+          <w:tab w:val="right" w:pos="2239"/>
+        </w:tabs>
+        <w:spacing w:before="132" w:line="362" w:lineRule="auto"/>
+        <w:ind w:right="1579"/>
         <w:sectPr>
           <w:type w:val="continuous"/>
           <w:pgSz w:w="11910" w:h="16840"/>
@@ -750,73 +820,8 @@
           </w:cols>
         </w:sectPr>
       </w:pPr>
-      <w:r>
-        <w:rPr>
-          <w:rFonts w:ascii="Cambria"/>
-          <w:b/>
-          <w:color w:val="708095"/>
-          <w:w w:val="105"/>
-        </w:rPr>
-        <w:t>Roll No:</w:t>
-      </w:r>
-      <w:r>
-        <w:rPr>
-          <w:rFonts w:ascii="Cambria"/>
-          <w:b/>
-          <w:color w:val="708095"/>
-        </w:rPr>
-        <w:tab/>
-      </w:r>
-      <w:r>
-        <w:rPr>
-          <w:rFonts w:ascii="Times New Roman"/>
-          <w:color w:val="708095"/>
-          <w:u w:val="single" w:color="2C3547"/>
-        </w:rPr>
-        <w:tab/>
-      </w:r>
-      <w:r>
-        <w:rPr>
-          <w:rFonts w:ascii="Times New Roman"/>
-          <w:color w:val="708095"/>
-        </w:rPr>
-        <w:t xml:space="preserve"> </w:t>
-      </w:r>
-      <w:r>
-        <w:rPr>
-          <w:rFonts w:ascii="Cambria"/>
-          <w:b/>
-          <w:color w:val="708095"/>
-          <w:spacing w:val="-2"/>
-          <w:w w:val="105"/>
-        </w:rPr>
-        <w:t>Semester:</w:t>
-      </w:r>
-      <w:r>
-        <w:rPr>
-          <w:rFonts w:ascii="Cambria"/>
-          <w:b/>
-          <w:color w:val="708095"/>
-        </w:rPr>
-        <w:tab/>
-      </w:r>
-      <w:r>
-        <w:rPr>
-          <w:color w:val="2D3648"/>
-          <w:spacing w:val="-2"/>
-          <w:w w:val="105"/>
-        </w:rPr>
-        <w:t xml:space="preserve">First </w:t>
-      </w:r>
-      <w:r>
-        <w:rPr>
-          <w:rFonts w:ascii="Cambria"/>
-          <w:b/>
-          <w:color w:val="708095"/>
-          <w:spacing w:val="-2"/>
-        </w:rPr>
-        <w:t>Session       2025-27</w:t>
-      </w:r>
+      <w:bookmarkStart w:id="3" w:name="_GoBack"/>
+      <w:bookmarkEnd w:id="3"/>
     </w:p>
     <w:p>
       <w:pPr>
@@ -906,7 +911,7 @@
               </wp:anchor>
             </w:drawing>
           </mc:Choice>
-          <mc:Fallback xmlns:pic="http://schemas.openxmlformats.org/drawingml/2006/picture" xmlns:a="http://schemas.openxmlformats.org/drawingml/2006/main" xmlns:ve="http://schemas.openxmlformats.org/markup-compatibility/2006">
+          <mc:Fallback xmlns:ve="http://schemas.openxmlformats.org/markup-compatibility/2006" xmlns:a="http://schemas.openxmlformats.org/drawingml/2006/main" xmlns:pic="http://schemas.openxmlformats.org/drawingml/2006/picture">
             <w:pict>
               <v:rect style="position:absolute;margin-left:0pt;margin-top:.000007pt;width:595.27559pt;height:841.889764pt;mso-position-horizontal-relative:page;mso-position-vertical-relative:page;z-index:-15773184" id="docshape1" filled="true" fillcolor="#f9fbfd" stroked="false">
                 <v:fill type="solid"/>
@@ -1310,7 +1315,7 @@
               </wp:anchor>
             </w:drawing>
           </mc:Choice>
-          <mc:Fallback xmlns:pic="http://schemas.openxmlformats.org/drawingml/2006/picture" xmlns:a="http://schemas.openxmlformats.org/drawingml/2006/main" xmlns:ve="http://schemas.openxmlformats.org/markup-compatibility/2006">
+          <mc:Fallback xmlns:ve="http://schemas.openxmlformats.org/markup-compatibility/2006" xmlns:a="http://schemas.openxmlformats.org/drawingml/2006/main" xmlns:pic="http://schemas.openxmlformats.org/drawingml/2006/picture">
             <w:pict>
               <v:group style="position:absolute;margin-left:42.519688pt;margin-top:56.700008pt;width:510.25pt;height:729.3pt;mso-position-horizontal-relative:page;mso-position-vertical-relative:page;z-index:-15772672" id="docshapegroup2" coordorigin="850,1134" coordsize="10205,14586">
                 <v:shape style="position:absolute;left:850;top:1134;width:10205;height:14586" id="docshape3" coordorigin="850,1134" coordsize="10205,14586" path="m11055,1134l11025,1134,11025,1164,11025,15690,880,15690,880,1164,11025,1164,11025,1134,850,1134,850,1164,850,15690,850,15720,11055,15720,11055,15690,11055,15690,11055,1164,11055,1134xe" filled="true" fillcolor="#2b3d4f" stroked="false">
